--- a/Controller Mapping.docx
+++ b/Controller Mapping.docx
@@ -60,44 +60,47 @@
     <w:p/>
     <w:p>
       <w:r>
-        <w:t>Left Trigger – Algae in</w:t>
-      </w:r>
-      <w:r>
-        <w:tab/>
-      </w:r>
-      <w:r>
-        <w:tab/>
-      </w:r>
-      <w:r>
-        <w:tab/>
-      </w:r>
-      <w:r>
-        <w:tab/>
-      </w:r>
-      <w:r>
-        <w:tab/>
-        <w:t>Right Trigger – Coral in</w:t>
-      </w:r>
-    </w:p>
-    <w:p>
-      <w:r>
-        <w:t xml:space="preserve">Left Bumper – Algae out </w:t>
-      </w:r>
-      <w:r>
-        <w:tab/>
-      </w:r>
-      <w:r>
-        <w:tab/>
-      </w:r>
-      <w:r>
-        <w:tab/>
-      </w:r>
-      <w:r>
-        <w:tab/>
-      </w:r>
-      <w:r>
-        <w:tab/>
-        <w:t>Right Bumper – Coral out</w:t>
+        <w:t>Left Trigger –</w:t>
+      </w:r>
+      <w:r>
+        <w:tab/>
+      </w:r>
+      <w:r>
+        <w:tab/>
+      </w:r>
+      <w:r>
+        <w:tab/>
+      </w:r>
+      <w:r>
+        <w:tab/>
+      </w:r>
+      <w:r>
+        <w:tab/>
+        <w:t xml:space="preserve">Right Trigger – </w:t>
+      </w:r>
+    </w:p>
+    <w:p>
+      <w:r>
+        <w:t xml:space="preserve">Left Bumper – </w:t>
+      </w:r>
+      <w:r>
+        <w:tab/>
+      </w:r>
+      <w:r>
+        <w:tab/>
+      </w:r>
+      <w:r>
+        <w:tab/>
+      </w:r>
+      <w:r>
+        <w:tab/>
+      </w:r>
+      <w:r>
+        <w:tab/>
+        <w:t xml:space="preserve">Right Bumper – </w:t>
+      </w:r>
+      <w:r>
+        <w:t>Elevator preset</w:t>
       </w:r>
     </w:p>
     <w:p/>
@@ -125,71 +128,67 @@
       </w:r>
       <w:r>
         <w:tab/>
-        <w:t xml:space="preserve">Y </w:t>
-      </w:r>
-      <w:r>
-        <w:t>–</w:t>
-      </w:r>
-      <w:r>
-        <w:t xml:space="preserve"> </w:t>
-      </w:r>
-      <w:r>
-        <w:t>Score Coral</w:t>
-      </w:r>
-    </w:p>
-    <w:p>
-      <w:r>
-        <w:tab/>
-      </w:r>
-      <w:r>
-        <w:tab/>
-      </w:r>
-      <w:r>
-        <w:tab/>
-      </w:r>
-      <w:r>
-        <w:tab/>
-      </w:r>
-      <w:r>
-        <w:tab/>
-      </w:r>
-      <w:r>
-        <w:tab/>
-        <w:t>X – Intake Coral</w:t>
-      </w:r>
-      <w:r>
-        <w:tab/>
-      </w:r>
-      <w:r>
-        <w:tab/>
-        <w:t>B – Score Algae</w:t>
-      </w:r>
-    </w:p>
-    <w:p>
-      <w:r>
-        <w:tab/>
-      </w:r>
-      <w:r>
-        <w:tab/>
-      </w:r>
-      <w:r>
-        <w:tab/>
-      </w:r>
-      <w:r>
-        <w:tab/>
-      </w:r>
-      <w:r>
-        <w:tab/>
-      </w:r>
-      <w:r>
-        <w:tab/>
-      </w:r>
-      <w:r>
-        <w:tab/>
-      </w:r>
-      <w:r>
-        <w:tab/>
-        <w:t>A – Intake Algae</w:t>
+      </w:r>
+      <w:r>
+        <w:t>Y – Algae out</w:t>
+      </w:r>
+    </w:p>
+    <w:p>
+      <w:r>
+        <w:tab/>
+      </w:r>
+      <w:r>
+        <w:tab/>
+      </w:r>
+      <w:r>
+        <w:tab/>
+      </w:r>
+      <w:r>
+        <w:tab/>
+      </w:r>
+      <w:r>
+        <w:tab/>
+      </w:r>
+      <w:r>
+        <w:tab/>
+        <w:t>X – Algae in</w:t>
+      </w:r>
+      <w:r>
+        <w:tab/>
+      </w:r>
+      <w:r>
+        <w:tab/>
+      </w:r>
+      <w:r>
+        <w:tab/>
+        <w:t>B – Coral out</w:t>
+      </w:r>
+    </w:p>
+    <w:p>
+      <w:r>
+        <w:tab/>
+      </w:r>
+      <w:r>
+        <w:tab/>
+      </w:r>
+      <w:r>
+        <w:tab/>
+      </w:r>
+      <w:r>
+        <w:tab/>
+      </w:r>
+      <w:r>
+        <w:tab/>
+      </w:r>
+      <w:r>
+        <w:tab/>
+      </w:r>
+      <w:r>
+        <w:tab/>
+      </w:r>
+      <w:r>
+        <w:tab/>
+        <w:t>A – Coral in</w:t>
       </w:r>
     </w:p>
     <w:p/>
@@ -212,18 +211,12 @@
         <w:t>(high)</w:t>
       </w:r>
       <w:r>
-        <w:t xml:space="preserve"> - </w:t>
-      </w:r>
-      <w:r>
-        <w:t>elevator desired position and arm desired position</w:t>
-      </w:r>
-    </w:p>
-    <w:p>
-      <w:r>
-        <w:t xml:space="preserve">Intake algae - </w:t>
-      </w:r>
-      <w:r>
-        <w:t>elevator desired position and arm desired position</w:t>
+        <w:t xml:space="preserve"> - elevator desired position and arm desired position</w:t>
+      </w:r>
+    </w:p>
+    <w:p>
+      <w:r>
+        <w:t>Intake algae - elevator desired position and arm desired position</w:t>
       </w:r>
     </w:p>
     <w:p>
@@ -295,53 +288,41 @@
     <w:p/>
     <w:p>
       <w:r>
-        <w:t xml:space="preserve">Left Trigger – </w:t>
-      </w:r>
-      <w:r>
-        <w:t>Score Algae (high)</w:t>
-      </w:r>
-      <w:r>
-        <w:tab/>
-      </w:r>
-      <w:r>
-        <w:tab/>
-      </w:r>
-      <w:r>
-        <w:tab/>
-      </w:r>
-      <w:r>
-        <w:tab/>
-        <w:t xml:space="preserve">Right Trigger – </w:t>
-      </w:r>
-      <w:r>
-        <w:t>Score Coral</w:t>
-      </w:r>
-    </w:p>
-    <w:p>
-      <w:r>
-        <w:t xml:space="preserve">Left Bumper – </w:t>
-      </w:r>
-      <w:r>
-        <w:t>Intake Algae</w:t>
-      </w:r>
-      <w:r>
-        <w:tab/>
-      </w:r>
-      <w:r>
-        <w:tab/>
-      </w:r>
-      <w:r>
-        <w:tab/>
-      </w:r>
-      <w:r>
-        <w:tab/>
-      </w:r>
-      <w:r>
-        <w:tab/>
-        <w:t xml:space="preserve">Right Bumper – </w:t>
-      </w:r>
-      <w:r>
-        <w:t>Intake Coral</w:t>
+        <w:t>Left Trigger – Score Algae (high)</w:t>
+      </w:r>
+      <w:r>
+        <w:tab/>
+      </w:r>
+      <w:r>
+        <w:tab/>
+      </w:r>
+      <w:r>
+        <w:tab/>
+      </w:r>
+      <w:r>
+        <w:tab/>
+        <w:t>Right Trigger – Score Coral</w:t>
+      </w:r>
+    </w:p>
+    <w:p>
+      <w:r>
+        <w:t>Left Bumper – Intake Algae</w:t>
+      </w:r>
+      <w:r>
+        <w:tab/>
+      </w:r>
+      <w:r>
+        <w:tab/>
+      </w:r>
+      <w:r>
+        <w:tab/>
+      </w:r>
+      <w:r>
+        <w:tab/>
+      </w:r>
+      <w:r>
+        <w:tab/>
+        <w:t>Right Bumper – Intake Coral</w:t>
       </w:r>
     </w:p>
     <w:p/>
@@ -468,34 +449,22 @@
     <w:p/>
     <w:p>
       <w:r>
-        <w:t>Score coral – elevator desired position and arm desired position</w:t>
-      </w:r>
-      <w:r>
-        <w:t xml:space="preserve"> -</w:t>
-      </w:r>
-    </w:p>
-    <w:p>
-      <w:r>
-        <w:t>Intake coral – elevator desired position and arm desired position</w:t>
-      </w:r>
-      <w:r>
-        <w:t xml:space="preserve"> -</w:t>
-      </w:r>
-    </w:p>
-    <w:p>
-      <w:r>
-        <w:t>Score algae(high) - elevator desired position and arm desired position</w:t>
-      </w:r>
-      <w:r>
-        <w:t xml:space="preserve"> -</w:t>
-      </w:r>
-    </w:p>
-    <w:p>
-      <w:r>
-        <w:t>Intake algae - elevator desired position and arm desired position</w:t>
-      </w:r>
-      <w:r>
-        <w:t xml:space="preserve"> -</w:t>
+        <w:t>Score coral – elevator desired position and arm desired position -</w:t>
+      </w:r>
+    </w:p>
+    <w:p>
+      <w:r>
+        <w:t>Intake coral – elevator desired position and arm desired position -</w:t>
+      </w:r>
+    </w:p>
+    <w:p>
+      <w:r>
+        <w:t>Score algae(high) - elevator desired position and arm desired position -</w:t>
+      </w:r>
+    </w:p>
+    <w:p>
+      <w:r>
+        <w:t>Intake algae - elevator desired position and arm desired position -</w:t>
       </w:r>
     </w:p>
     <w:p>
@@ -506,13 +475,7 @@
     </w:p>
     <w:p>
       <w:r>
-        <w:t xml:space="preserve">Set </w:t>
-      </w:r>
-      <w:r>
-        <w:t>Coral preset</w:t>
-      </w:r>
-      <w:r>
-        <w:t xml:space="preserve"> (1234)</w:t>
+        <w:t>Set Coral preset (1234)</w:t>
       </w:r>
     </w:p>
     <w:sectPr>
@@ -925,6 +888,7 @@
   <w:style w:type="paragraph" w:default="1" w:styleId="Normal">
     <w:name w:val="Normal"/>
     <w:qFormat/>
+    <w:rsid w:val="000F225A"/>
   </w:style>
   <w:style w:type="paragraph" w:styleId="Heading1">
     <w:name w:val="heading 1"/>
